--- a/FS_RSM Sales Dashboard.docx
+++ b/FS_RSM Sales Dashboard.docx
@@ -1763,47 +1763,7 @@
                 <w:sz w:val="20"/>
                 <w:szCs w:val="20"/>
               </w:rPr>
-              <w:t xml:space="preserve">Pharmacy Management System (e.g., </w:t>
-            </w:r>
-            <w:proofErr w:type="spellStart"/>
-            <w:r>
-              <w:rPr>
-                <w:rFonts w:cs="Segoe UI"/>
-                <w:bCs/>
-                <w:sz w:val="20"/>
-                <w:szCs w:val="20"/>
-              </w:rPr>
-              <w:t>Dataplast</w:t>
-            </w:r>
-            <w:proofErr w:type="spellEnd"/>
-            <w:r>
-              <w:rPr>
-                <w:rFonts w:cs="Segoe UI"/>
-                <w:bCs/>
-                <w:sz w:val="20"/>
-                <w:szCs w:val="20"/>
-              </w:rPr>
-              <w:t xml:space="preserve">, Cambrian, Cascade, </w:t>
-            </w:r>
-            <w:proofErr w:type="spellStart"/>
-            <w:r>
-              <w:rPr>
-                <w:rFonts w:cs="Segoe UI"/>
-                <w:bCs/>
-                <w:sz w:val="20"/>
-                <w:szCs w:val="20"/>
-              </w:rPr>
-              <w:t>PharmAssist</w:t>
-            </w:r>
-            <w:proofErr w:type="spellEnd"/>
-            <w:r>
-              <w:rPr>
-                <w:rFonts w:cs="Segoe UI"/>
-                <w:bCs/>
-                <w:sz w:val="20"/>
-                <w:szCs w:val="20"/>
-              </w:rPr>
-              <w:t>)</w:t>
+              <w:t>Pharmacy Management System (e.g., Dataplast, Cambrian, Cascade, PharmAssist)</w:t>
             </w:r>
           </w:p>
         </w:tc>
@@ -2625,20 +2585,8 @@
                 <w:sz w:val="20"/>
                 <w:szCs w:val="20"/>
               </w:rPr>
-              <w:t xml:space="preserve">Logic &amp; </w:t>
-            </w:r>
-            <w:proofErr w:type="spellStart"/>
-            <w:r>
-              <w:rPr>
-                <w:rFonts w:cs="Segoe UI Semibold"/>
-                <w:b/>
-                <w:color w:val="FFFFFF" w:themeColor="background1"/>
-                <w:sz w:val="20"/>
-                <w:szCs w:val="20"/>
-              </w:rPr>
-              <w:t>Behavior</w:t>
-            </w:r>
-            <w:proofErr w:type="spellEnd"/>
+              <w:t>Logic &amp; Behavior</w:t>
+            </w:r>
           </w:p>
         </w:tc>
       </w:tr>
@@ -3221,23 +3169,13 @@
                 <w:szCs w:val="20"/>
               </w:rPr>
             </w:pPr>
-            <w:proofErr w:type="spellStart"/>
-            <w:r>
-              <w:rPr>
-                <w:rFonts w:cs="Segoe UI"/>
-                <w:sz w:val="20"/>
-                <w:szCs w:val="20"/>
-              </w:rPr>
-              <w:t>Avg</w:t>
-            </w:r>
-            <w:proofErr w:type="spellEnd"/>
-            <w:r>
-              <w:rPr>
-                <w:rFonts w:cs="Segoe UI"/>
-                <w:sz w:val="20"/>
-                <w:szCs w:val="20"/>
-              </w:rPr>
-              <w:t xml:space="preserve"> Sales (Prev 3M vs Current Month)</w:t>
+            <w:r>
+              <w:rPr>
+                <w:rFonts w:cs="Segoe UI"/>
+                <w:sz w:val="20"/>
+                <w:szCs w:val="20"/>
+              </w:rPr>
+              <w:t>Avg Sales (Prev 3M vs Current Month)</w:t>
             </w:r>
           </w:p>
         </w:tc>
@@ -3355,25 +3293,7 @@
                 <w:sz w:val="20"/>
                 <w:szCs w:val="20"/>
               </w:rPr>
-              <w:t xml:space="preserve">se the BNS calendar </w:t>
-            </w:r>
-            <w:proofErr w:type="gramStart"/>
-            <w:r>
-              <w:rPr>
-                <w:rFonts w:cs="Segoe UI"/>
-                <w:sz w:val="20"/>
-                <w:szCs w:val="20"/>
-              </w:rPr>
-              <w:t>day’s</w:t>
-            </w:r>
-            <w:proofErr w:type="gramEnd"/>
-            <w:r>
-              <w:rPr>
-                <w:rFonts w:cs="Segoe UI"/>
-                <w:sz w:val="20"/>
-                <w:szCs w:val="20"/>
-              </w:rPr>
-              <w:t xml:space="preserve"> to calculate the current month average sales.</w:t>
+              <w:t>se the BNS calendar day’s to calculate the current month average sales.</w:t>
             </w:r>
           </w:p>
           <w:p>
@@ -3533,15 +3453,7 @@
         <w:t xml:space="preserve">- </w:t>
       </w:r>
       <w:r>
-        <w:t xml:space="preserve">Current Month vs </w:t>
-      </w:r>
-      <w:proofErr w:type="spellStart"/>
-      <w:r>
-        <w:t>Avg</w:t>
-      </w:r>
-      <w:proofErr w:type="spellEnd"/>
-      <w:r>
-        <w:t xml:space="preserve"> of Prev 3 Months</w:t>
+        <w:t>Current Month vs Avg of Prev 3 Months</w:t>
       </w:r>
       <w:r>
         <w:tab/>
@@ -4971,25 +4883,7 @@
           <w:sz w:val="20"/>
           <w:szCs w:val="20"/>
         </w:rPr>
-        <w:t xml:space="preserve">Current Month </w:t>
-      </w:r>
-      <w:proofErr w:type="spellStart"/>
-      <w:r>
-        <w:rPr>
-          <w:rFonts w:cs="Segoe UI"/>
-          <w:sz w:val="20"/>
-          <w:szCs w:val="20"/>
-        </w:rPr>
-        <w:t>Avg</w:t>
-      </w:r>
-      <w:proofErr w:type="spellEnd"/>
-      <w:r>
-        <w:rPr>
-          <w:rFonts w:cs="Segoe UI"/>
-          <w:sz w:val="20"/>
-          <w:szCs w:val="20"/>
-        </w:rPr>
-        <w:t xml:space="preserve"> sales = Total sales / X working day </w:t>
+        <w:t xml:space="preserve">Current Month Avg sales = Total sales / X working day </w:t>
       </w:r>
     </w:p>
     <w:p>
@@ -5012,61 +4906,7 @@
           <w:sz w:val="20"/>
           <w:szCs w:val="20"/>
         </w:rPr>
-        <w:t xml:space="preserve">Difference = Current month </w:t>
-      </w:r>
-      <w:proofErr w:type="spellStart"/>
-      <w:r>
-        <w:rPr>
-          <w:rFonts w:cs="Segoe UI"/>
-          <w:sz w:val="20"/>
-          <w:szCs w:val="20"/>
-        </w:rPr>
-        <w:t>avg</w:t>
-      </w:r>
-      <w:proofErr w:type="spellEnd"/>
-      <w:r>
-        <w:rPr>
-          <w:rFonts w:cs="Segoe UI"/>
-          <w:sz w:val="20"/>
-          <w:szCs w:val="20"/>
-        </w:rPr>
-        <w:t xml:space="preserve"> sales – </w:t>
-      </w:r>
-      <w:proofErr w:type="gramStart"/>
-      <w:r>
-        <w:rPr>
-          <w:rFonts w:cs="Segoe UI"/>
-          <w:sz w:val="20"/>
-          <w:szCs w:val="20"/>
-        </w:rPr>
-        <w:t>3 month</w:t>
-      </w:r>
-      <w:proofErr w:type="gramEnd"/>
-      <w:r>
-        <w:rPr>
-          <w:rFonts w:cs="Segoe UI"/>
-          <w:sz w:val="20"/>
-          <w:szCs w:val="20"/>
-        </w:rPr>
-        <w:t xml:space="preserve"> </w:t>
-      </w:r>
-      <w:proofErr w:type="spellStart"/>
-      <w:r>
-        <w:rPr>
-          <w:rFonts w:cs="Segoe UI"/>
-          <w:sz w:val="20"/>
-          <w:szCs w:val="20"/>
-        </w:rPr>
-        <w:t>avg</w:t>
-      </w:r>
-      <w:proofErr w:type="spellEnd"/>
-      <w:r>
-        <w:rPr>
-          <w:rFonts w:cs="Segoe UI"/>
-          <w:sz w:val="20"/>
-          <w:szCs w:val="20"/>
-        </w:rPr>
-        <w:t xml:space="preserve"> sales</w:t>
+        <w:t>Difference = Current month avg sales – 3 month avg sales</w:t>
       </w:r>
     </w:p>
     <w:p>
@@ -5097,15 +4937,7 @@
         <w:t xml:space="preserve">5.3 </w:t>
       </w:r>
       <w:r>
-        <w:t xml:space="preserve">Sales Comparison — Current Month vs </w:t>
-      </w:r>
-      <w:proofErr w:type="spellStart"/>
-      <w:r>
-        <w:t>Avg</w:t>
-      </w:r>
-      <w:proofErr w:type="spellEnd"/>
-      <w:r>
-        <w:t xml:space="preserve"> of Prev 3 Months</w:t>
+        <w:t>Sales Comparison — Current Month vs Avg of Prev 3 Months</w:t>
       </w:r>
     </w:p>
     <w:tbl>
@@ -5187,7 +5019,6 @@
                 <w:szCs w:val="20"/>
               </w:rPr>
             </w:pPr>
-            <w:proofErr w:type="spellStart"/>
             <w:r>
               <w:rPr>
                 <w:rFonts w:cs="Segoe UI Semibold"/>
@@ -5196,40 +5027,7 @@
                 <w:sz w:val="20"/>
                 <w:szCs w:val="20"/>
               </w:rPr>
-              <w:t>Avg</w:t>
-            </w:r>
-            <w:proofErr w:type="spellEnd"/>
-            <w:r>
-              <w:rPr>
-                <w:rFonts w:cs="Segoe UI Semibold"/>
-                <w:b/>
-                <w:color w:val="FFFFFF" w:themeColor="background1"/>
-                <w:sz w:val="20"/>
-                <w:szCs w:val="20"/>
-              </w:rPr>
-              <w:t xml:space="preserve"> of </w:t>
-            </w:r>
-            <w:proofErr w:type="spellStart"/>
-            <w:r>
-              <w:rPr>
-                <w:rFonts w:cs="Segoe UI Semibold"/>
-                <w:b/>
-                <w:color w:val="FFFFFF" w:themeColor="background1"/>
-                <w:sz w:val="20"/>
-                <w:szCs w:val="20"/>
-              </w:rPr>
-              <w:t>prev</w:t>
-            </w:r>
-            <w:proofErr w:type="spellEnd"/>
-            <w:r>
-              <w:rPr>
-                <w:rFonts w:cs="Segoe UI Semibold"/>
-                <w:b/>
-                <w:color w:val="FFFFFF" w:themeColor="background1"/>
-                <w:sz w:val="20"/>
-                <w:szCs w:val="20"/>
-              </w:rPr>
-              <w:t xml:space="preserve"> 3 Month</w:t>
+              <w:t>Avg of prev 3 Month</w:t>
             </w:r>
           </w:p>
         </w:tc>
@@ -6295,7 +6093,6 @@
                 <w:szCs w:val="20"/>
               </w:rPr>
             </w:pPr>
-            <w:proofErr w:type="spellStart"/>
             <w:r>
               <w:rPr>
                 <w:rFonts w:cs="Segoe UI Semibold"/>
@@ -6304,18 +6101,7 @@
                 <w:sz w:val="20"/>
                 <w:szCs w:val="20"/>
               </w:rPr>
-              <w:t>Color</w:t>
-            </w:r>
-            <w:proofErr w:type="spellEnd"/>
-            <w:r>
-              <w:rPr>
-                <w:rFonts w:cs="Segoe UI Semibold"/>
-                <w:b/>
-                <w:color w:val="FFFFFF" w:themeColor="background1"/>
-                <w:sz w:val="20"/>
-                <w:szCs w:val="20"/>
-              </w:rPr>
-              <w:t xml:space="preserve"> Code</w:t>
+              <w:t>Color Code</w:t>
             </w:r>
           </w:p>
         </w:tc>
@@ -6994,61 +6780,7 @@
           <w:sz w:val="20"/>
           <w:szCs w:val="20"/>
         </w:rPr>
-        <w:t xml:space="preserve">Logic: </w:t>
-      </w:r>
-      <w:proofErr w:type="spellStart"/>
-      <w:r>
-        <w:rPr>
-          <w:rFonts w:cs="Segoe UI"/>
-          <w:sz w:val="20"/>
-          <w:szCs w:val="20"/>
-        </w:rPr>
-        <w:t>Category_Share</w:t>
-      </w:r>
-      <w:proofErr w:type="spellEnd"/>
-      <w:r>
-        <w:rPr>
-          <w:rFonts w:cs="Segoe UI"/>
-          <w:sz w:val="20"/>
-          <w:szCs w:val="20"/>
-        </w:rPr>
-        <w:t>_% = (</w:t>
-      </w:r>
-      <w:proofErr w:type="spellStart"/>
-      <w:r>
-        <w:rPr>
-          <w:rFonts w:cs="Segoe UI"/>
-          <w:sz w:val="20"/>
-          <w:szCs w:val="20"/>
-        </w:rPr>
-        <w:t>Category_Sales</w:t>
-      </w:r>
-      <w:proofErr w:type="spellEnd"/>
-      <w:r>
-        <w:rPr>
-          <w:rFonts w:cs="Segoe UI"/>
-          <w:sz w:val="20"/>
-          <w:szCs w:val="20"/>
-        </w:rPr>
-        <w:t xml:space="preserve"> / </w:t>
-      </w:r>
-      <w:proofErr w:type="spellStart"/>
-      <w:r>
-        <w:rPr>
-          <w:rFonts w:cs="Segoe UI"/>
-          <w:sz w:val="20"/>
-          <w:szCs w:val="20"/>
-        </w:rPr>
-        <w:t>Total_Sales</w:t>
-      </w:r>
-      <w:proofErr w:type="spellEnd"/>
-      <w:r>
-        <w:rPr>
-          <w:rFonts w:cs="Segoe UI"/>
-          <w:sz w:val="20"/>
-          <w:szCs w:val="20"/>
-        </w:rPr>
-        <w:t>) * 100</w:t>
+        <w:t>Logic: Category_Share_% = (Category_Sales / Total_Sales) * 100</w:t>
       </w:r>
     </w:p>
     <w:p>
@@ -7353,43 +7085,7 @@
           <w:sz w:val="20"/>
           <w:szCs w:val="20"/>
         </w:rPr>
-        <w:t>12-Month rolling trend comparing Target Quota (50) against Actual New Accounts (</w:t>
-      </w:r>
-      <w:proofErr w:type="spellStart"/>
-      <w:r>
-        <w:rPr>
-          <w:rFonts w:cs="Segoe UI"/>
-          <w:sz w:val="20"/>
-          <w:szCs w:val="20"/>
-        </w:rPr>
-        <w:t>colored</w:t>
-      </w:r>
-      <w:proofErr w:type="spellEnd"/>
-      <w:r>
-        <w:rPr>
-          <w:rFonts w:cs="Segoe UI"/>
-          <w:sz w:val="20"/>
-          <w:szCs w:val="20"/>
-        </w:rPr>
-        <w:t xml:space="preserve"> Green if on target, </w:t>
-      </w:r>
-      <w:proofErr w:type="gramStart"/>
-      <w:r>
-        <w:rPr>
-          <w:rFonts w:cs="Segoe UI"/>
-          <w:sz w:val="20"/>
-          <w:szCs w:val="20"/>
-        </w:rPr>
-        <w:t>Red</w:t>
-      </w:r>
-      <w:proofErr w:type="gramEnd"/>
-      <w:r>
-        <w:rPr>
-          <w:rFonts w:cs="Segoe UI"/>
-          <w:sz w:val="20"/>
-          <w:szCs w:val="20"/>
-        </w:rPr>
-        <w:t xml:space="preserve"> if below target).</w:t>
+        <w:t>12-Month rolling trend comparing Target Quota (50) against Actual New Accounts (colored Green if on target, Red if below target).</w:t>
       </w:r>
     </w:p>
     <w:p>
@@ -7486,29 +7182,7 @@
           <w:szCs w:val="20"/>
           <w:lang w:val="en-US"/>
         </w:rPr>
-        <w:t xml:space="preserve">Total Sale = Licensed last </w:t>
-      </w:r>
-      <w:proofErr w:type="gramStart"/>
-      <w:r>
-        <w:rPr>
-          <w:rFonts w:cs="Segoe UI"/>
-          <w:bCs/>
-          <w:sz w:val="20"/>
-          <w:szCs w:val="20"/>
-          <w:lang w:val="en-US"/>
-        </w:rPr>
-        <w:t>3 month</w:t>
-      </w:r>
-      <w:proofErr w:type="gramEnd"/>
-      <w:r>
-        <w:rPr>
-          <w:rFonts w:cs="Segoe UI"/>
-          <w:bCs/>
-          <w:sz w:val="20"/>
-          <w:szCs w:val="20"/>
-          <w:lang w:val="en-US"/>
-        </w:rPr>
-        <w:t xml:space="preserve"> avg sale + Specials last 3 months sale/30%</w:t>
+        <w:t>Total Sale = Licensed last 3 month avg sale + Specials last 3 months sale/30%</w:t>
       </w:r>
     </w:p>
     <w:p>
@@ -7886,7 +7560,7 @@
     </w:p>
     <w:tbl>
       <w:tblPr>
-        <w:tblW w:w="9913" w:type="dxa"/>
+        <w:tblW w:w="17306" w:type="dxa"/>
         <w:tblBorders>
           <w:top w:val="single" w:sz="8" w:space="0" w:color="B0B0B0"/>
           <w:left w:val="single" w:sz="8" w:space="0" w:color="B0B0B0"/>
@@ -7899,8 +7573,9 @@
         <w:tblLook w:val="0000" w:firstRow="0" w:lastRow="0" w:firstColumn="0" w:lastColumn="0" w:noHBand="0" w:noVBand="0"/>
       </w:tblPr>
       <w:tblGrid>
-        <w:gridCol w:w="2520"/>
-        <w:gridCol w:w="7393"/>
+        <w:gridCol w:w="2117"/>
+        <w:gridCol w:w="1559"/>
+        <w:gridCol w:w="13630"/>
       </w:tblGrid>
       <w:tr>
         <w:trPr>
@@ -7908,7 +7583,7 @@
         </w:trPr>
         <w:tc>
           <w:tcPr>
-            <w:tcW w:w="2520" w:type="dxa"/>
+            <w:tcW w:w="2117" w:type="dxa"/>
             <w:tcBorders>
               <w:top w:val="single" w:sz="8" w:space="0" w:color="B0B0B0"/>
               <w:bottom w:val="single" w:sz="4" w:space="0" w:color="E0E0E0"/>
@@ -7951,7 +7626,39 @@
         </w:tc>
         <w:tc>
           <w:tcPr>
-            <w:tcW w:w="7393" w:type="dxa"/>
+            <w:tcW w:w="1559" w:type="dxa"/>
+            <w:tcBorders>
+              <w:top w:val="single" w:sz="8" w:space="0" w:color="B0B0B0"/>
+              <w:bottom w:val="single" w:sz="4" w:space="0" w:color="E0E0E0"/>
+            </w:tcBorders>
+            <w:shd w:val="clear" w:color="auto" w:fill="002060"/>
+          </w:tcPr>
+          <w:p>
+            <w:pPr>
+              <w:spacing w:before="40" w:after="80" w:line="240" w:lineRule="auto"/>
+              <w:rPr>
+                <w:rFonts w:cs="Segoe UI Semibold"/>
+                <w:b/>
+                <w:color w:val="FFFFFF" w:themeColor="background1"/>
+                <w:sz w:val="20"/>
+                <w:szCs w:val="20"/>
+              </w:rPr>
+            </w:pPr>
+            <w:r>
+              <w:rPr>
+                <w:rFonts w:cs="Segoe UI Semibold"/>
+                <w:b/>
+                <w:color w:val="FFFFFF" w:themeColor="background1"/>
+                <w:sz w:val="20"/>
+                <w:szCs w:val="20"/>
+              </w:rPr>
+              <w:t>Type</w:t>
+            </w:r>
+          </w:p>
+        </w:tc>
+        <w:tc>
+          <w:tcPr>
+            <w:tcW w:w="13630" w:type="dxa"/>
             <w:tcBorders>
               <w:top w:val="single" w:sz="8" w:space="0" w:color="B0B0B0"/>
               <w:bottom w:val="single" w:sz="4" w:space="0" w:color="E0E0E0"/>
@@ -7989,7 +7696,7 @@
         </w:trPr>
         <w:tc>
           <w:tcPr>
-            <w:tcW w:w="2520" w:type="dxa"/>
+            <w:tcW w:w="2117" w:type="dxa"/>
             <w:tcBorders>
               <w:top w:val="single" w:sz="8" w:space="0" w:color="B0B0B0"/>
               <w:bottom w:val="single" w:sz="4" w:space="0" w:color="E0E0E0"/>
@@ -8019,7 +7726,30 @@
         </w:tc>
         <w:tc>
           <w:tcPr>
-            <w:tcW w:w="7393" w:type="dxa"/>
+            <w:tcW w:w="1559" w:type="dxa"/>
+            <w:tcBorders>
+              <w:top w:val="single" w:sz="8" w:space="0" w:color="B0B0B0"/>
+              <w:bottom w:val="single" w:sz="4" w:space="0" w:color="E0E0E0"/>
+            </w:tcBorders>
+          </w:tcPr>
+          <w:p>
+            <w:pPr>
+              <w:spacing w:before="40" w:after="80" w:line="240" w:lineRule="auto"/>
+              <w:rPr>
+                <w:rFonts w:cs="Segoe UI Semibold"/>
+                <w:bCs/>
+                <w:sz w:val="20"/>
+                <w:szCs w:val="20"/>
+              </w:rPr>
+            </w:pPr>
+            <w:r>
+              <w:t>Column</w:t>
+            </w:r>
+          </w:p>
+        </w:tc>
+        <w:tc>
+          <w:tcPr>
+            <w:tcW w:w="13630" w:type="dxa"/>
             <w:tcBorders>
               <w:top w:val="single" w:sz="8" w:space="0" w:color="B0B0B0"/>
               <w:bottom w:val="single" w:sz="4" w:space="0" w:color="E0E0E0"/>
@@ -8054,7 +7784,7 @@
         </w:trPr>
         <w:tc>
           <w:tcPr>
-            <w:tcW w:w="2520" w:type="dxa"/>
+            <w:tcW w:w="2117" w:type="dxa"/>
             <w:tcBorders>
               <w:top w:val="single" w:sz="8" w:space="0" w:color="B0B0B0"/>
               <w:bottom w:val="single" w:sz="4" w:space="0" w:color="E0E0E0"/>
@@ -8071,31 +7801,43 @@
                 <w:szCs w:val="20"/>
               </w:rPr>
             </w:pPr>
-            <w:proofErr w:type="spellStart"/>
-            <w:r>
-              <w:rPr>
-                <w:rFonts w:cs="Segoe UI Semibold"/>
-                <w:bCs/>
-                <w:sz w:val="20"/>
-                <w:szCs w:val="20"/>
-              </w:rPr>
-              <w:t>Acc</w:t>
-            </w:r>
-            <w:proofErr w:type="spellEnd"/>
-            <w:r>
-              <w:rPr>
-                <w:rFonts w:cs="Segoe UI Semibold"/>
-                <w:bCs/>
-                <w:sz w:val="20"/>
-                <w:szCs w:val="20"/>
-              </w:rPr>
-              <w:t xml:space="preserve"> No.</w:t>
-            </w:r>
-          </w:p>
-        </w:tc>
-        <w:tc>
-          <w:tcPr>
-            <w:tcW w:w="7393" w:type="dxa"/>
+            <w:r>
+              <w:rPr>
+                <w:rFonts w:cs="Segoe UI Semibold"/>
+                <w:bCs/>
+                <w:sz w:val="20"/>
+                <w:szCs w:val="20"/>
+              </w:rPr>
+              <w:t>Acc No.</w:t>
+            </w:r>
+          </w:p>
+        </w:tc>
+        <w:tc>
+          <w:tcPr>
+            <w:tcW w:w="1559" w:type="dxa"/>
+            <w:tcBorders>
+              <w:top w:val="single" w:sz="8" w:space="0" w:color="B0B0B0"/>
+              <w:bottom w:val="single" w:sz="4" w:space="0" w:color="E0E0E0"/>
+            </w:tcBorders>
+          </w:tcPr>
+          <w:p>
+            <w:pPr>
+              <w:spacing w:before="40" w:after="80" w:line="240" w:lineRule="auto"/>
+              <w:rPr>
+                <w:rFonts w:cs="Segoe UI Semibold"/>
+                <w:bCs/>
+                <w:sz w:val="20"/>
+                <w:szCs w:val="20"/>
+              </w:rPr>
+            </w:pPr>
+            <w:r>
+              <w:t>Column</w:t>
+            </w:r>
+          </w:p>
+        </w:tc>
+        <w:tc>
+          <w:tcPr>
+            <w:tcW w:w="13630" w:type="dxa"/>
             <w:tcBorders>
               <w:top w:val="single" w:sz="8" w:space="0" w:color="B0B0B0"/>
               <w:bottom w:val="single" w:sz="4" w:space="0" w:color="E0E0E0"/>
@@ -8127,7 +7869,7 @@
       <w:tr>
         <w:tc>
           <w:tcPr>
-            <w:tcW w:w="2520" w:type="dxa"/>
+            <w:tcW w:w="2117" w:type="dxa"/>
             <w:tcBorders>
               <w:top w:val="single" w:sz="4" w:space="0" w:color="E0E0E0"/>
               <w:bottom w:val="single" w:sz="4" w:space="0" w:color="E0E0E0"/>
@@ -8157,7 +7899,30 @@
         </w:tc>
         <w:tc>
           <w:tcPr>
-            <w:tcW w:w="7393" w:type="dxa"/>
+            <w:tcW w:w="1559" w:type="dxa"/>
+            <w:tcBorders>
+              <w:top w:val="single" w:sz="4" w:space="0" w:color="E0E0E0"/>
+              <w:bottom w:val="single" w:sz="4" w:space="0" w:color="E0E0E0"/>
+            </w:tcBorders>
+          </w:tcPr>
+          <w:p>
+            <w:pPr>
+              <w:spacing w:before="40" w:after="80" w:line="240" w:lineRule="auto"/>
+              <w:rPr>
+                <w:rFonts w:cs="Segoe UI Semibold"/>
+                <w:bCs/>
+                <w:sz w:val="20"/>
+                <w:szCs w:val="20"/>
+              </w:rPr>
+            </w:pPr>
+            <w:r>
+              <w:t>Column</w:t>
+            </w:r>
+          </w:p>
+        </w:tc>
+        <w:tc>
+          <w:tcPr>
+            <w:tcW w:w="13630" w:type="dxa"/>
             <w:tcBorders>
               <w:top w:val="single" w:sz="4" w:space="0" w:color="E0E0E0"/>
               <w:bottom w:val="single" w:sz="4" w:space="0" w:color="E0E0E0"/>
@@ -8189,7 +7954,7 @@
       <w:tr>
         <w:tc>
           <w:tcPr>
-            <w:tcW w:w="2520" w:type="dxa"/>
+            <w:tcW w:w="2117" w:type="dxa"/>
             <w:tcBorders>
               <w:top w:val="single" w:sz="4" w:space="0" w:color="E0E0E0"/>
               <w:bottom w:val="single" w:sz="4" w:space="0" w:color="E0E0E0"/>
@@ -8214,38 +7979,171 @@
                 <w:sz w:val="20"/>
                 <w:szCs w:val="20"/>
               </w:rPr>
-              <w:t>Current Month Sales</w:t>
-            </w:r>
-          </w:p>
-        </w:tc>
-        <w:tc>
-          <w:tcPr>
-            <w:tcW w:w="7393" w:type="dxa"/>
+              <w:t>Current Month</w:t>
+            </w:r>
+            <w:r>
+              <w:rPr>
+                <w:rFonts w:cs="Segoe UI Semibold"/>
+                <w:bCs/>
+                <w:sz w:val="20"/>
+                <w:szCs w:val="20"/>
+              </w:rPr>
+              <w:t xml:space="preserve"> Projected</w:t>
+            </w:r>
+            <w:r>
+              <w:rPr>
+                <w:rFonts w:cs="Segoe UI Semibold"/>
+                <w:bCs/>
+                <w:sz w:val="20"/>
+                <w:szCs w:val="20"/>
+              </w:rPr>
+              <w:t xml:space="preserve"> Sales</w:t>
+            </w:r>
+          </w:p>
+        </w:tc>
+        <w:tc>
+          <w:tcPr>
+            <w:tcW w:w="1559" w:type="dxa"/>
             <w:tcBorders>
               <w:top w:val="single" w:sz="4" w:space="0" w:color="E0E0E0"/>
               <w:bottom w:val="single" w:sz="4" w:space="0" w:color="E0E0E0"/>
             </w:tcBorders>
             <w:shd w:val="clear" w:color="auto" w:fill="F9F9F9"/>
-            <w:vAlign w:val="center"/>
-          </w:tcPr>
-          <w:p>
-            <w:pPr>
-              <w:spacing w:before="40" w:after="80" w:line="240" w:lineRule="auto"/>
-              <w:rPr>
-                <w:rFonts w:cs="Segoe UI Semibold"/>
-                <w:bCs/>
-                <w:sz w:val="20"/>
-                <w:szCs w:val="20"/>
-              </w:rPr>
-            </w:pPr>
-            <w:r>
-              <w:rPr>
-                <w:rFonts w:cs="Segoe UI Semibold"/>
-                <w:bCs/>
-                <w:sz w:val="20"/>
-                <w:szCs w:val="20"/>
-              </w:rPr>
-              <w:t>It will display customer current month sales</w:t>
+          </w:tcPr>
+          <w:p>
+            <w:pPr>
+              <w:spacing w:before="40" w:after="80" w:line="240" w:lineRule="auto"/>
+              <w:rPr>
+                <w:rFonts w:cs="Segoe UI Semibold"/>
+                <w:bCs/>
+                <w:sz w:val="20"/>
+                <w:szCs w:val="20"/>
+              </w:rPr>
+            </w:pPr>
+            <w:r>
+              <w:t>Column</w:t>
+            </w:r>
+          </w:p>
+        </w:tc>
+        <w:tc>
+          <w:tcPr>
+            <w:tcW w:w="13630" w:type="dxa"/>
+            <w:tcBorders>
+              <w:top w:val="single" w:sz="4" w:space="0" w:color="E0E0E0"/>
+              <w:bottom w:val="single" w:sz="4" w:space="0" w:color="E0E0E0"/>
+            </w:tcBorders>
+            <w:shd w:val="clear" w:color="auto" w:fill="F9F9F9"/>
+            <w:vAlign w:val="center"/>
+          </w:tcPr>
+          <w:p>
+            <w:pPr>
+              <w:spacing w:before="40" w:after="80" w:line="240" w:lineRule="auto"/>
+              <w:rPr>
+                <w:rFonts w:cs="Segoe UI Semibold"/>
+                <w:bCs/>
+                <w:sz w:val="20"/>
+                <w:szCs w:val="20"/>
+              </w:rPr>
+            </w:pPr>
+            <w:r>
+              <w:rPr>
+                <w:rFonts w:cs="Segoe UI Semibold"/>
+                <w:bCs/>
+                <w:sz w:val="20"/>
+                <w:szCs w:val="20"/>
+              </w:rPr>
+              <w:t>It will display customer current month projected sales.</w:t>
+            </w:r>
+          </w:p>
+          <w:p>
+            <w:pPr>
+              <w:spacing w:before="40" w:after="80" w:line="240" w:lineRule="auto"/>
+              <w:rPr>
+                <w:rFonts w:cs="Segoe UI Semibold"/>
+                <w:bCs/>
+                <w:sz w:val="20"/>
+                <w:szCs w:val="20"/>
+              </w:rPr>
+            </w:pPr>
+          </w:p>
+          <w:p>
+            <w:pPr>
+              <w:spacing w:before="40" w:after="80" w:line="240" w:lineRule="auto"/>
+              <w:rPr>
+                <w:rFonts w:cs="Segoe UI Semibold"/>
+                <w:b/>
+                <w:sz w:val="20"/>
+                <w:szCs w:val="20"/>
+              </w:rPr>
+            </w:pPr>
+            <w:r>
+              <w:rPr>
+                <w:rFonts w:cs="Segoe UI Semibold"/>
+                <w:b/>
+                <w:sz w:val="20"/>
+                <w:szCs w:val="20"/>
+              </w:rPr>
+              <w:t>Logic:</w:t>
+            </w:r>
+            <w:r>
+              <w:rPr>
+                <w:rFonts w:cs="Segoe UI Semibold"/>
+                <w:b/>
+                <w:sz w:val="20"/>
+                <w:szCs w:val="20"/>
+              </w:rPr>
+              <w:t xml:space="preserve"> </w:t>
+            </w:r>
+          </w:p>
+          <w:p>
+            <w:pPr>
+              <w:spacing w:before="40" w:after="80" w:line="240" w:lineRule="auto"/>
+              <w:rPr>
+                <w:rFonts w:cs="Segoe UI Semibold"/>
+                <w:bCs/>
+                <w:sz w:val="20"/>
+                <w:szCs w:val="20"/>
+              </w:rPr>
+            </w:pPr>
+            <w:r>
+              <w:rPr>
+                <w:rFonts w:cs="Segoe UI Semibold"/>
+                <w:bCs/>
+                <w:sz w:val="20"/>
+                <w:szCs w:val="20"/>
+              </w:rPr>
+              <w:t>Projected Sales = Avg sales * working day</w:t>
+            </w:r>
+          </w:p>
+          <w:p>
+            <w:pPr>
+              <w:spacing w:before="40" w:after="80" w:line="240" w:lineRule="auto"/>
+              <w:rPr>
+                <w:rFonts w:cs="Segoe UI Semibold"/>
+                <w:bCs/>
+                <w:sz w:val="20"/>
+                <w:szCs w:val="20"/>
+              </w:rPr>
+            </w:pPr>
+          </w:p>
+          <w:p>
+            <w:pPr>
+              <w:spacing w:before="40" w:after="80" w:line="240" w:lineRule="auto"/>
+              <w:rPr>
+                <w:rFonts w:cs="Segoe UI Semibold"/>
+                <w:b/>
+                <w:sz w:val="20"/>
+                <w:szCs w:val="20"/>
+              </w:rPr>
+            </w:pPr>
+            <w:r>
+              <w:rPr>
+                <w:rFonts w:cs="Segoe UI Semibold"/>
+                <w:bCs/>
+                <w:sz w:val="20"/>
+                <w:szCs w:val="20"/>
+              </w:rPr>
+              <w:t>Avg Sales = Total sales/working days</w:t>
             </w:r>
           </w:p>
         </w:tc>
@@ -8253,7 +8151,7 @@
       <w:tr>
         <w:tc>
           <w:tcPr>
-            <w:tcW w:w="2520" w:type="dxa"/>
+            <w:tcW w:w="2117" w:type="dxa"/>
             <w:tcBorders>
               <w:top w:val="single" w:sz="4" w:space="0" w:color="E0E0E0"/>
               <w:bottom w:val="single" w:sz="4" w:space="0" w:color="E0E0E0"/>
@@ -8283,7 +8181,30 @@
         </w:tc>
         <w:tc>
           <w:tcPr>
-            <w:tcW w:w="7393" w:type="dxa"/>
+            <w:tcW w:w="1559" w:type="dxa"/>
+            <w:tcBorders>
+              <w:top w:val="single" w:sz="4" w:space="0" w:color="E0E0E0"/>
+              <w:bottom w:val="single" w:sz="4" w:space="0" w:color="E0E0E0"/>
+            </w:tcBorders>
+          </w:tcPr>
+          <w:p>
+            <w:pPr>
+              <w:spacing w:before="40" w:after="80" w:line="240" w:lineRule="auto"/>
+              <w:rPr>
+                <w:rFonts w:cs="Segoe UI Semibold"/>
+                <w:bCs/>
+                <w:sz w:val="20"/>
+                <w:szCs w:val="20"/>
+              </w:rPr>
+            </w:pPr>
+            <w:r>
+              <w:t>Column</w:t>
+            </w:r>
+          </w:p>
+        </w:tc>
+        <w:tc>
+          <w:tcPr>
+            <w:tcW w:w="13630" w:type="dxa"/>
             <w:tcBorders>
               <w:top w:val="single" w:sz="4" w:space="0" w:color="E0E0E0"/>
               <w:bottom w:val="single" w:sz="4" w:space="0" w:color="E0E0E0"/>
@@ -8323,51 +8244,20 @@
             <w:r>
               <w:rPr>
                 <w:rFonts w:cs="Segoe UI Semibold"/>
-                <w:bCs/>
-                <w:sz w:val="20"/>
-                <w:szCs w:val="20"/>
-              </w:rPr>
-              <w:t xml:space="preserve">Logic: Current Month </w:t>
-            </w:r>
-            <w:proofErr w:type="gramStart"/>
-            <w:r>
-              <w:rPr>
-                <w:rFonts w:cs="Segoe UI Semibold"/>
-                <w:bCs/>
-                <w:sz w:val="20"/>
-                <w:szCs w:val="20"/>
-              </w:rPr>
-              <w:t>X day</w:t>
-            </w:r>
-            <w:proofErr w:type="gramEnd"/>
-            <w:r>
-              <w:rPr>
-                <w:rFonts w:cs="Segoe UI Semibold"/>
-                <w:bCs/>
-                <w:sz w:val="20"/>
-                <w:szCs w:val="20"/>
-              </w:rPr>
-              <w:t xml:space="preserve"> sales - Prev month </w:t>
-            </w:r>
-            <w:proofErr w:type="gramStart"/>
-            <w:r>
-              <w:rPr>
-                <w:rFonts w:cs="Segoe UI Semibold"/>
-                <w:bCs/>
-                <w:sz w:val="20"/>
-                <w:szCs w:val="20"/>
-              </w:rPr>
-              <w:t>X day</w:t>
-            </w:r>
-            <w:proofErr w:type="gramEnd"/>
-            <w:r>
-              <w:rPr>
-                <w:rFonts w:cs="Segoe UI Semibold"/>
-                <w:bCs/>
-                <w:sz w:val="20"/>
-                <w:szCs w:val="20"/>
-              </w:rPr>
-              <w:t xml:space="preserve"> sales </w:t>
+                <w:b/>
+                <w:sz w:val="20"/>
+                <w:szCs w:val="20"/>
+              </w:rPr>
+              <w:t>Logic:</w:t>
+            </w:r>
+            <w:r>
+              <w:rPr>
+                <w:rFonts w:cs="Segoe UI Semibold"/>
+                <w:bCs/>
+                <w:sz w:val="20"/>
+                <w:szCs w:val="20"/>
+              </w:rPr>
+              <w:t xml:space="preserve"> Current Month projected sales - Prev month sales </w:t>
             </w:r>
           </w:p>
         </w:tc>
@@ -8375,7 +8265,7 @@
       <w:tr>
         <w:tc>
           <w:tcPr>
-            <w:tcW w:w="2520" w:type="dxa"/>
+            <w:tcW w:w="2117" w:type="dxa"/>
             <w:tcBorders>
               <w:top w:val="single" w:sz="4" w:space="0" w:color="E0E0E0"/>
               <w:bottom w:val="single" w:sz="4" w:space="0" w:color="E0E0E0"/>
@@ -8404,28 +8294,52 @@
         </w:tc>
         <w:tc>
           <w:tcPr>
-            <w:tcW w:w="7393" w:type="dxa"/>
+            <w:tcW w:w="1559" w:type="dxa"/>
             <w:tcBorders>
               <w:top w:val="single" w:sz="4" w:space="0" w:color="E0E0E0"/>
               <w:bottom w:val="single" w:sz="4" w:space="0" w:color="E0E0E0"/>
             </w:tcBorders>
             <w:shd w:val="clear" w:color="auto" w:fill="F9F9F9"/>
-            <w:vAlign w:val="center"/>
-          </w:tcPr>
-          <w:p>
-            <w:pPr>
-              <w:spacing w:before="40" w:after="80" w:line="240" w:lineRule="auto"/>
-              <w:rPr>
-                <w:rFonts w:cs="Segoe UI Semibold"/>
-                <w:bCs/>
-                <w:sz w:val="20"/>
-                <w:szCs w:val="20"/>
-              </w:rPr>
-            </w:pPr>
-            <w:r>
-              <w:rPr>
-                <w:rFonts w:cs="Segoe UI Semibold"/>
-                <w:bCs/>
+          </w:tcPr>
+          <w:p>
+            <w:pPr>
+              <w:spacing w:before="40" w:after="80" w:line="240" w:lineRule="auto"/>
+              <w:rPr>
+                <w:rFonts w:cs="Segoe UI Semibold"/>
+                <w:b/>
+                <w:sz w:val="20"/>
+                <w:szCs w:val="20"/>
+              </w:rPr>
+            </w:pPr>
+            <w:r>
+              <w:t>Column</w:t>
+            </w:r>
+          </w:p>
+        </w:tc>
+        <w:tc>
+          <w:tcPr>
+            <w:tcW w:w="13630" w:type="dxa"/>
+            <w:tcBorders>
+              <w:top w:val="single" w:sz="4" w:space="0" w:color="E0E0E0"/>
+              <w:bottom w:val="single" w:sz="4" w:space="0" w:color="E0E0E0"/>
+            </w:tcBorders>
+            <w:shd w:val="clear" w:color="auto" w:fill="F9F9F9"/>
+            <w:vAlign w:val="center"/>
+          </w:tcPr>
+          <w:p>
+            <w:pPr>
+              <w:spacing w:before="40" w:after="80" w:line="240" w:lineRule="auto"/>
+              <w:rPr>
+                <w:rFonts w:cs="Segoe UI Semibold"/>
+                <w:b/>
+                <w:sz w:val="20"/>
+                <w:szCs w:val="20"/>
+              </w:rPr>
+            </w:pPr>
+            <w:r>
+              <w:rPr>
+                <w:rFonts w:cs="Segoe UI Semibold"/>
+                <w:b/>
                 <w:sz w:val="20"/>
                 <w:szCs w:val="20"/>
               </w:rPr>
@@ -8635,17 +8549,24 @@
               </w:rPr>
               <w:t xml:space="preserve">Current Month </w:t>
             </w:r>
-            <w:proofErr w:type="gramStart"/>
-            <w:r>
-              <w:rPr>
-                <w:rFonts w:cs="Segoe UI Semibold"/>
-                <w:bCs/>
-                <w:sz w:val="20"/>
-                <w:szCs w:val="20"/>
-              </w:rPr>
-              <w:t>X day</w:t>
-            </w:r>
-            <w:proofErr w:type="gramEnd"/>
+            <w:r>
+              <w:rPr>
+                <w:rFonts w:cs="Segoe UI Semibold"/>
+                <w:bCs/>
+                <w:sz w:val="20"/>
+                <w:szCs w:val="20"/>
+              </w:rPr>
+              <w:t xml:space="preserve">projected </w:t>
+            </w:r>
+            <w:r>
+              <w:rPr>
+                <w:rFonts w:cs="Segoe UI Semibold"/>
+                <w:bCs/>
+                <w:sz w:val="20"/>
+                <w:szCs w:val="20"/>
+              </w:rPr>
+              <w:t>Sales</w:t>
+            </w:r>
             <w:r>
               <w:rPr>
                 <w:rFonts w:cs="Segoe UI Semibold"/>
@@ -8662,72 +8583,43 @@
                 <w:sz w:val="20"/>
                 <w:szCs w:val="20"/>
               </w:rPr>
+              <w:t>−</w:t>
+            </w:r>
+            <w:r>
+              <w:rPr>
+                <w:rFonts w:cs="Segoe UI Semibold"/>
+                <w:bCs/>
+                <w:sz w:val="20"/>
+                <w:szCs w:val="20"/>
+              </w:rPr>
+              <w:t xml:space="preserve"> </w:t>
+            </w:r>
+            <w:r>
+              <w:rPr>
+                <w:rFonts w:cs="Segoe UI Semibold"/>
+                <w:bCs/>
+                <w:sz w:val="20"/>
+                <w:szCs w:val="20"/>
+              </w:rPr>
+              <w:t>Previous Month</w:t>
+            </w:r>
+            <w:r>
+              <w:rPr>
+                <w:rFonts w:cs="Segoe UI Semibold"/>
+                <w:bCs/>
+                <w:sz w:val="20"/>
+                <w:szCs w:val="20"/>
+              </w:rPr>
+              <w:t xml:space="preserve"> </w:t>
+            </w:r>
+            <w:r>
+              <w:rPr>
+                <w:rFonts w:cs="Segoe UI Semibold"/>
+                <w:bCs/>
+                <w:sz w:val="20"/>
+                <w:szCs w:val="20"/>
+              </w:rPr>
               <w:t>Sales</w:t>
-            </w:r>
-            <w:r>
-              <w:rPr>
-                <w:rFonts w:cs="Segoe UI Semibold"/>
-                <w:bCs/>
-                <w:sz w:val="20"/>
-                <w:szCs w:val="20"/>
-              </w:rPr>
-              <w:t xml:space="preserve"> </w:t>
-            </w:r>
-            <w:r>
-              <w:rPr>
-                <w:rFonts w:cs="Segoe UI Semibold"/>
-                <w:bCs/>
-                <w:sz w:val="20"/>
-                <w:szCs w:val="20"/>
-              </w:rPr>
-              <w:t>−</w:t>
-            </w:r>
-            <w:r>
-              <w:rPr>
-                <w:rFonts w:cs="Segoe UI Semibold"/>
-                <w:bCs/>
-                <w:sz w:val="20"/>
-                <w:szCs w:val="20"/>
-              </w:rPr>
-              <w:t xml:space="preserve"> </w:t>
-            </w:r>
-            <w:r>
-              <w:rPr>
-                <w:rFonts w:cs="Segoe UI Semibold"/>
-                <w:bCs/>
-                <w:sz w:val="20"/>
-                <w:szCs w:val="20"/>
-              </w:rPr>
-              <w:t>Previous Month</w:t>
-            </w:r>
-            <w:r>
-              <w:rPr>
-                <w:rFonts w:cs="Segoe UI Semibold"/>
-                <w:bCs/>
-                <w:sz w:val="20"/>
-                <w:szCs w:val="20"/>
-              </w:rPr>
-              <w:t xml:space="preserve"> </w:t>
-            </w:r>
-            <w:proofErr w:type="gramStart"/>
-            <w:r>
-              <w:rPr>
-                <w:rFonts w:cs="Segoe UI Semibold"/>
-                <w:bCs/>
-                <w:sz w:val="20"/>
-                <w:szCs w:val="20"/>
-              </w:rPr>
-              <w:t>X day</w:t>
-            </w:r>
-            <w:proofErr w:type="gramEnd"/>
-            <w:r>
-              <w:rPr>
-                <w:rFonts w:cs="Segoe UI Semibold"/>
-                <w:bCs/>
-                <w:sz w:val="20"/>
-                <w:szCs w:val="20"/>
-              </w:rPr>
-              <w:t xml:space="preserve"> Sales</w:t>
             </w:r>
           </w:p>
         </w:tc>
@@ -8989,17 +8881,15 @@
               </w:rPr>
               <w:t xml:space="preserve">Display the </w:t>
             </w:r>
-            <w:proofErr w:type="gramStart"/>
-            <w:r>
-              <w:rPr>
-                <w:rFonts w:cs="Segoe UI Semibold"/>
-                <w:bCs/>
-                <w:sz w:val="20"/>
-                <w:szCs w:val="20"/>
-              </w:rPr>
-              <w:t>customer</w:t>
-            </w:r>
-            <w:proofErr w:type="gramEnd"/>
+            <w:r>
+              <w:rPr>
+                <w:rFonts w:cs="Segoe UI Semibold"/>
+                <w:bCs/>
+                <w:sz w:val="20"/>
+                <w:szCs w:val="20"/>
+              </w:rPr>
+              <w:t>customer’s</w:t>
+            </w:r>
             <w:r>
               <w:rPr>
                 <w:rFonts w:cs="Segoe UI Semibold"/>
@@ -9535,25 +9425,7 @@
         <w:color w:val="888888"/>
         <w:sz w:val="17"/>
       </w:rPr>
-      <w:t xml:space="preserve">BNS Sales Intelligence </w:t>
-    </w:r>
-    <w:proofErr w:type="gramStart"/>
-    <w:r>
-      <w:rPr>
-        <w:rFonts w:ascii="Segoe UI" w:hAnsi="Segoe UI" w:cs="Segoe UI"/>
-        <w:color w:val="888888"/>
-        <w:sz w:val="17"/>
-      </w:rPr>
-      <w:t>Platform  |</w:t>
-    </w:r>
-    <w:proofErr w:type="gramEnd"/>
-    <w:r>
-      <w:rPr>
-        <w:rFonts w:ascii="Segoe UI" w:hAnsi="Segoe UI" w:cs="Segoe UI"/>
-        <w:color w:val="888888"/>
-        <w:sz w:val="17"/>
-      </w:rPr>
-      <w:t xml:space="preserve">  Functional Specification - RSM Sales Dashboard</w:t>
+      <w:t>BNS Sales Intelligence Platform  |  Functional Specification - RSM Sales Dashboard</w:t>
     </w:r>
   </w:p>
 </w:ftr>
@@ -10809,6 +10681,7 @@
   <w:style w:type="character" w:default="1" w:styleId="DefaultParagraphFont">
     <w:name w:val="Default Paragraph Font"/>
     <w:uiPriority w:val="1"/>
+    <w:semiHidden/>
     <w:unhideWhenUsed/>
   </w:style>
   <w:style w:type="table" w:default="1" w:styleId="TableNormal">

--- a/FS_RSM Sales Dashboard.docx
+++ b/FS_RSM Sales Dashboard.docx
@@ -863,7 +863,7 @@
         <w:rPr>
           <w:rFonts w:cs="Segoe UI"/>
         </w:rPr>
-        <w:t>•  Opportunity Accounts &amp; Market Penetration: Comprehensive spatial, logistical, and territory-level intelligence mapping the entire UK retail and independent pharmacy market (~14,250 locations) against active BNS trading accounts to uncover market gaps, prioritize prospect outreach, track depot penetration, and accelerate new account acquisition.</w:t>
+        <w:t>•  Opportunity Accounts &amp; Market Penetration: Comprehensive spatial, logistical, and territory-level intelligence mapping the entire UK retail and independent pharmacy market (14,250 locations) against active BNS trading accounts to uncover market gaps, prioritize prospect outreach, track depot penetration, and accelerate new account acquisition.</w:t>
       </w:r>
       <w:r>
         <w:rPr>
@@ -2435,7 +2435,7 @@
     </w:p>
     <w:tbl>
       <w:tblPr>
-        <w:tblW w:w="10080" w:type="dxa"/>
+        <w:tblW w:w="9346" w:type="dxa"/>
         <w:tblBorders>
           <w:top w:val="single" w:sz="8" w:space="0" w:color="B0B0B0"/>
           <w:left w:val="single" w:sz="8" w:space="0" w:color="B0B0B0"/>
@@ -2449,9 +2449,8 @@
       </w:tblPr>
       <w:tblGrid>
         <w:gridCol w:w="2016"/>
-        <w:gridCol w:w="2218"/>
-        <w:gridCol w:w="2822"/>
-        <w:gridCol w:w="3024"/>
+        <w:gridCol w:w="2227"/>
+        <w:gridCol w:w="5103"/>
       </w:tblGrid>
       <w:tr>
         <w:trPr>
@@ -2492,7 +2491,7 @@
         </w:tc>
         <w:tc>
           <w:tcPr>
-            <w:tcW w:w="2218" w:type="dxa"/>
+            <w:tcW w:w="2227" w:type="dxa"/>
             <w:tcBorders>
               <w:top w:val="single" w:sz="8" w:space="0" w:color="B0B0B0"/>
               <w:bottom w:val="single" w:sz="4" w:space="0" w:color="E0E0E0"/>
@@ -2525,7 +2524,7 @@
         </w:tc>
         <w:tc>
           <w:tcPr>
-            <w:tcW w:w="2822" w:type="dxa"/>
+            <w:tcW w:w="5103" w:type="dxa"/>
             <w:tcBorders>
               <w:top w:val="single" w:sz="8" w:space="0" w:color="B0B0B0"/>
               <w:bottom w:val="single" w:sz="4" w:space="0" w:color="E0E0E0"/>
@@ -2552,40 +2551,7 @@
                 <w:sz w:val="20"/>
                 <w:szCs w:val="20"/>
               </w:rPr>
-              <w:t>Options / Values</w:t>
-            </w:r>
-          </w:p>
-        </w:tc>
-        <w:tc>
-          <w:tcPr>
-            <w:tcW w:w="3024" w:type="dxa"/>
-            <w:tcBorders>
-              <w:top w:val="single" w:sz="8" w:space="0" w:color="B0B0B0"/>
-              <w:bottom w:val="single" w:sz="4" w:space="0" w:color="E0E0E0"/>
-            </w:tcBorders>
-            <w:shd w:val="clear" w:color="auto" w:fill="002060"/>
-            <w:vAlign w:val="center"/>
-          </w:tcPr>
-          <w:p>
-            <w:pPr>
-              <w:spacing w:before="200" w:after="80" w:line="240" w:lineRule="auto"/>
-              <w:rPr>
-                <w:rFonts w:cs="Segoe UI Semibold"/>
-                <w:b/>
-                <w:color w:val="FFFFFF" w:themeColor="background1"/>
-                <w:sz w:val="20"/>
-                <w:szCs w:val="20"/>
-              </w:rPr>
-            </w:pPr>
-            <w:r>
-              <w:rPr>
-                <w:rFonts w:cs="Segoe UI Semibold"/>
-                <w:b/>
-                <w:color w:val="FFFFFF" w:themeColor="background1"/>
-                <w:sz w:val="20"/>
-                <w:szCs w:val="20"/>
-              </w:rPr>
-              <w:t>Logic &amp; Behavior</w:t>
+              <w:t>Description</w:t>
             </w:r>
           </w:p>
         </w:tc>
@@ -2623,7 +2589,7 @@
         </w:tc>
         <w:tc>
           <w:tcPr>
-            <w:tcW w:w="2218" w:type="dxa"/>
+            <w:tcW w:w="2227" w:type="dxa"/>
             <w:tcBorders>
               <w:top w:val="single" w:sz="4" w:space="0" w:color="E0E0E0"/>
               <w:bottom w:val="single" w:sz="4" w:space="0" w:color="E0E0E0"/>
@@ -2647,13 +2613,13 @@
                 <w:sz w:val="20"/>
                 <w:szCs w:val="20"/>
               </w:rPr>
-              <w:t>Single Select Dropdown</w:t>
-            </w:r>
-          </w:p>
-        </w:tc>
-        <w:tc>
-          <w:tcPr>
-            <w:tcW w:w="2822" w:type="dxa"/>
+              <w:t>Dropdown</w:t>
+            </w:r>
+          </w:p>
+        </w:tc>
+        <w:tc>
+          <w:tcPr>
+            <w:tcW w:w="5103" w:type="dxa"/>
             <w:tcBorders>
               <w:top w:val="single" w:sz="4" w:space="0" w:color="E0E0E0"/>
               <w:bottom w:val="single" w:sz="4" w:space="0" w:color="E0E0E0"/>
@@ -2677,16 +2643,7 @@
                 <w:sz w:val="20"/>
                 <w:szCs w:val="20"/>
               </w:rPr>
-              <w:t>All RSM (Default)</w:t>
-            </w:r>
-            <w:r>
-              <w:rPr>
-                <w:rFonts w:cs="Segoe UI"/>
-                <w:bCs/>
-                <w:sz w:val="20"/>
-                <w:szCs w:val="20"/>
-              </w:rPr>
-              <w:t xml:space="preserve">. </w:t>
+              <w:t xml:space="preserve">All RSM (Default). </w:t>
             </w:r>
           </w:p>
           <w:p>
@@ -2706,46 +2663,7 @@
                 <w:sz w:val="20"/>
                 <w:szCs w:val="20"/>
               </w:rPr>
-              <w:t>Rest of all the RSM name get from the database</w:t>
-            </w:r>
-            <w:r>
-              <w:rPr>
-                <w:rFonts w:cs="Segoe UI"/>
-                <w:bCs/>
-                <w:sz w:val="20"/>
-                <w:szCs w:val="20"/>
-              </w:rPr>
-              <w:t>.</w:t>
-            </w:r>
-          </w:p>
-        </w:tc>
-        <w:tc>
-          <w:tcPr>
-            <w:tcW w:w="3024" w:type="dxa"/>
-            <w:tcBorders>
-              <w:top w:val="single" w:sz="4" w:space="0" w:color="E0E0E0"/>
-              <w:bottom w:val="single" w:sz="4" w:space="0" w:color="E0E0E0"/>
-            </w:tcBorders>
-            <w:vAlign w:val="center"/>
-          </w:tcPr>
-          <w:p>
-            <w:pPr>
-              <w:spacing w:before="200" w:after="80" w:line="240" w:lineRule="auto"/>
-              <w:rPr>
-                <w:rFonts w:cs="Segoe UI"/>
-                <w:bCs/>
-                <w:sz w:val="20"/>
-                <w:szCs w:val="20"/>
-              </w:rPr>
-            </w:pPr>
-            <w:r>
-              <w:rPr>
-                <w:rFonts w:cs="Segoe UI"/>
-                <w:bCs/>
-                <w:sz w:val="20"/>
-                <w:szCs w:val="20"/>
-              </w:rPr>
-              <w:t>Slices all overview KPIs, category benchmarks, customer tables, and growth trends to the assigned territory of the selected RSM.</w:t>
+              <w:t>Rest of all the RSM name get from the database.</w:t>
             </w:r>
           </w:p>
         </w:tc>
@@ -3145,7 +3063,89 @@
                 <w:sz w:val="20"/>
                 <w:szCs w:val="20"/>
               </w:rPr>
-              <w:t xml:space="preserve">Target Calculation Logic: Previous 3 months average of new account open </w:t>
+              <w:t xml:space="preserve">Target Calculation Logic: </w:t>
+            </w:r>
+          </w:p>
+          <w:p>
+            <w:pPr>
+              <w:spacing w:before="40" w:after="80" w:line="240" w:lineRule="auto"/>
+              <w:rPr>
+                <w:rFonts w:cs="Segoe UI"/>
+                <w:sz w:val="20"/>
+                <w:szCs w:val="20"/>
+              </w:rPr>
+            </w:pPr>
+            <w:r>
+              <w:rPr>
+                <w:rFonts w:cs="Segoe UI"/>
+                <w:sz w:val="20"/>
+                <w:szCs w:val="20"/>
+              </w:rPr>
+              <w:t xml:space="preserve">Target = </w:t>
+            </w:r>
+            <w:r>
+              <w:rPr>
+                <w:rFonts w:cs="Segoe UI"/>
+                <w:sz w:val="20"/>
+                <w:szCs w:val="20"/>
+              </w:rPr>
+              <w:t>Previous 3 months average of new account open</w:t>
+            </w:r>
+          </w:p>
+          <w:p>
+            <w:pPr>
+              <w:spacing w:before="40" w:after="80" w:line="240" w:lineRule="auto"/>
+              <w:rPr>
+                <w:rFonts w:cs="Segoe UI"/>
+                <w:sz w:val="20"/>
+                <w:szCs w:val="20"/>
+              </w:rPr>
+            </w:pPr>
+            <w:r>
+              <w:rPr>
+                <w:rFonts w:cs="Segoe UI"/>
+                <w:sz w:val="20"/>
+                <w:szCs w:val="20"/>
+              </w:rPr>
+              <w:t>Ex: 60+50+55 = 165</w:t>
+            </w:r>
+          </w:p>
+          <w:p>
+            <w:pPr>
+              <w:spacing w:before="40" w:after="80" w:line="240" w:lineRule="auto"/>
+              <w:rPr>
+                <w:rFonts w:cs="Segoe UI"/>
+                <w:sz w:val="20"/>
+                <w:szCs w:val="20"/>
+              </w:rPr>
+            </w:pPr>
+            <w:r>
+              <w:rPr>
+                <w:rFonts w:cs="Segoe UI"/>
+                <w:sz w:val="20"/>
+                <w:szCs w:val="20"/>
+              </w:rPr>
+              <w:t>Avg = 165/3 =</w:t>
+            </w:r>
+            <w:r>
+              <w:rPr>
+                <w:rFonts w:cs="Segoe UI"/>
+                <w:b/>
+                <w:bCs/>
+                <w:sz w:val="20"/>
+                <w:szCs w:val="20"/>
+              </w:rPr>
+              <w:t>55</w:t>
+            </w:r>
+            <w:r>
+              <w:rPr>
+                <w:rFonts w:cs="Segoe UI"/>
+                <w:b/>
+                <w:bCs/>
+                <w:sz w:val="20"/>
+                <w:szCs w:val="20"/>
+              </w:rPr>
+              <w:t xml:space="preserve"> </w:t>
             </w:r>
           </w:p>
         </w:tc>
@@ -3964,6 +3964,7 @@
                 <w:sz w:val="20"/>
                 <w:szCs w:val="20"/>
               </w:rPr>
+              <w:lastRenderedPageBreak/>
               <w:t>PI (Parallel Import)</w:t>
             </w:r>
           </w:p>
@@ -4107,7 +4108,6 @@
                 <w:sz w:val="20"/>
                 <w:szCs w:val="20"/>
               </w:rPr>
-              <w:lastRenderedPageBreak/>
               <w:t>OTC (Over-The-Counter)</w:t>
             </w:r>
           </w:p>
@@ -8060,17 +8060,6 @@
               <w:spacing w:before="40" w:after="80" w:line="240" w:lineRule="auto"/>
               <w:rPr>
                 <w:rFonts w:cs="Segoe UI Semibold"/>
-                <w:bCs/>
-                <w:sz w:val="20"/>
-                <w:szCs w:val="20"/>
-              </w:rPr>
-            </w:pPr>
-          </w:p>
-          <w:p>
-            <w:pPr>
-              <w:spacing w:before="40" w:after="80" w:line="240" w:lineRule="auto"/>
-              <w:rPr>
-                <w:rFonts w:cs="Segoe UI Semibold"/>
                 <w:b/>
                 <w:sz w:val="20"/>
                 <w:szCs w:val="20"/>
@@ -8114,17 +8103,6 @@
               </w:rPr>
               <w:t>Projected Sales = Avg sales * working day</w:t>
             </w:r>
-          </w:p>
-          <w:p>
-            <w:pPr>
-              <w:spacing w:before="40" w:after="80" w:line="240" w:lineRule="auto"/>
-              <w:rPr>
-                <w:rFonts w:cs="Segoe UI Semibold"/>
-                <w:bCs/>
-                <w:sz w:val="20"/>
-                <w:szCs w:val="20"/>
-              </w:rPr>
-            </w:pPr>
           </w:p>
           <w:p>
             <w:pPr>
@@ -9151,6 +9129,100 @@
               </w:rPr>
               <w:t>This column displays the total order count of ‘Top 200 line’</w:t>
             </w:r>
+            <w:r>
+              <w:rPr>
+                <w:rFonts w:cs="Segoe UI Semibold"/>
+                <w:bCs/>
+                <w:sz w:val="20"/>
+                <w:szCs w:val="20"/>
+              </w:rPr>
+              <w:t xml:space="preserve">. </w:t>
+            </w:r>
+            <w:r>
+              <w:rPr>
+                <w:rFonts w:cs="Segoe UI Semibold"/>
+                <w:bCs/>
+                <w:sz w:val="20"/>
+                <w:szCs w:val="20"/>
+              </w:rPr>
+              <w:t>Top 200 lines based on the sales.</w:t>
+            </w:r>
+          </w:p>
+          <w:p>
+            <w:pPr>
+              <w:spacing w:before="40" w:after="80" w:line="240" w:lineRule="auto"/>
+              <w:rPr>
+                <w:rFonts w:cs="Segoe UI Semibold"/>
+                <w:bCs/>
+                <w:sz w:val="20"/>
+                <w:szCs w:val="20"/>
+              </w:rPr>
+            </w:pPr>
+            <w:r>
+              <w:rPr>
+                <w:rFonts w:cs="Segoe UI Semibold"/>
+                <w:bCs/>
+                <w:sz w:val="20"/>
+                <w:szCs w:val="20"/>
+              </w:rPr>
+              <w:t xml:space="preserve">Source of data: </w:t>
+            </w:r>
+            <w:r>
+              <w:rPr>
+                <w:rFonts w:cs="Segoe UI Semibold"/>
+                <w:bCs/>
+                <w:sz w:val="20"/>
+                <w:szCs w:val="20"/>
+              </w:rPr>
+              <w:t xml:space="preserve">Report Server &gt; Issue report </w:t>
+            </w:r>
+            <w:r>
+              <w:rPr>
+                <w:rFonts w:cs="Segoe UI Semibold"/>
+                <w:bCs/>
+                <w:sz w:val="20"/>
+                <w:szCs w:val="20"/>
+              </w:rPr>
+              <w:t>–</w:t>
+            </w:r>
+            <w:r>
+              <w:rPr>
+                <w:rFonts w:cs="Segoe UI Semibold"/>
+                <w:bCs/>
+                <w:sz w:val="20"/>
+                <w:szCs w:val="20"/>
+              </w:rPr>
+              <w:t xml:space="preserve"> Retail</w:t>
+            </w:r>
+            <w:r>
+              <w:rPr>
+                <w:rFonts w:cs="Segoe UI Semibold"/>
+                <w:bCs/>
+                <w:sz w:val="20"/>
+                <w:szCs w:val="20"/>
+              </w:rPr>
+              <w:t>.</w:t>
+            </w:r>
+          </w:p>
+          <w:p>
+            <w:pPr>
+              <w:spacing w:before="40" w:after="80" w:line="240" w:lineRule="auto"/>
+              <w:rPr>
+                <w:rFonts w:cs="Segoe UI Semibold"/>
+                <w:bCs/>
+                <w:sz w:val="20"/>
+                <w:szCs w:val="20"/>
+              </w:rPr>
+            </w:pPr>
+            <w:r>
+              <w:rPr>
+                <w:rFonts w:cs="Segoe UI Semibold"/>
+                <w:bCs/>
+                <w:sz w:val="20"/>
+                <w:szCs w:val="20"/>
+              </w:rPr>
+              <w:t>Based on the sales, select top 200 line.</w:t>
+            </w:r>
           </w:p>
         </w:tc>
       </w:tr>
@@ -9211,7 +9283,111 @@
                 <w:sz w:val="20"/>
                 <w:szCs w:val="20"/>
               </w:rPr>
-              <w:t>This column displays the total order count of ‘Top 200 PI’ lines</w:t>
+              <w:t xml:space="preserve">This column displays the total order count of ‘Top </w:t>
+            </w:r>
+            <w:r>
+              <w:rPr>
+                <w:rFonts w:cs="Segoe UI Semibold"/>
+                <w:bCs/>
+                <w:sz w:val="20"/>
+                <w:szCs w:val="20"/>
+              </w:rPr>
+              <w:t>1</w:t>
+            </w:r>
+            <w:r>
+              <w:rPr>
+                <w:rFonts w:cs="Segoe UI Semibold"/>
+                <w:bCs/>
+                <w:sz w:val="20"/>
+                <w:szCs w:val="20"/>
+              </w:rPr>
+              <w:t>00 PI’ lines</w:t>
+            </w:r>
+            <w:r>
+              <w:rPr>
+                <w:rFonts w:cs="Segoe UI Semibold"/>
+                <w:bCs/>
+                <w:sz w:val="20"/>
+                <w:szCs w:val="20"/>
+              </w:rPr>
+              <w:t>. Top 100 lines based on the sales.</w:t>
+            </w:r>
+          </w:p>
+          <w:p>
+            <w:pPr>
+              <w:spacing w:before="40" w:after="80" w:line="240" w:lineRule="auto"/>
+              <w:rPr>
+                <w:rFonts w:cs="Segoe UI Semibold"/>
+                <w:bCs/>
+                <w:sz w:val="20"/>
+                <w:szCs w:val="20"/>
+              </w:rPr>
+            </w:pPr>
+            <w:r>
+              <w:rPr>
+                <w:rFonts w:cs="Segoe UI Semibold"/>
+                <w:bCs/>
+                <w:sz w:val="20"/>
+                <w:szCs w:val="20"/>
+              </w:rPr>
+              <w:t>Source of data: Report Server &gt;  Issue report – Retail.</w:t>
+            </w:r>
+          </w:p>
+          <w:p>
+            <w:pPr>
+              <w:spacing w:before="40" w:after="80" w:line="240" w:lineRule="auto"/>
+              <w:rPr>
+                <w:rFonts w:cs="Segoe UI Semibold"/>
+                <w:bCs/>
+                <w:sz w:val="20"/>
+                <w:szCs w:val="20"/>
+              </w:rPr>
+            </w:pPr>
+            <w:r>
+              <w:rPr>
+                <w:rFonts w:cs="Segoe UI Semibold"/>
+                <w:bCs/>
+                <w:sz w:val="20"/>
+                <w:szCs w:val="20"/>
+              </w:rPr>
+              <w:lastRenderedPageBreak/>
+              <w:t xml:space="preserve">Based on the sales, select top </w:t>
+            </w:r>
+            <w:r>
+              <w:rPr>
+                <w:rFonts w:cs="Segoe UI Semibold"/>
+                <w:bCs/>
+                <w:sz w:val="20"/>
+                <w:szCs w:val="20"/>
+              </w:rPr>
+              <w:t>1</w:t>
+            </w:r>
+            <w:r>
+              <w:rPr>
+                <w:rFonts w:cs="Segoe UI Semibold"/>
+                <w:bCs/>
+                <w:sz w:val="20"/>
+                <w:szCs w:val="20"/>
+              </w:rPr>
+              <w:t xml:space="preserve">00 </w:t>
+            </w:r>
+            <w:r>
+              <w:rPr>
+                <w:rFonts w:cs="Segoe UI Semibold"/>
+                <w:bCs/>
+                <w:sz w:val="20"/>
+                <w:szCs w:val="20"/>
+              </w:rPr>
+              <w:t xml:space="preserve">PI </w:t>
+            </w:r>
+            <w:r>
+              <w:rPr>
+                <w:rFonts w:cs="Segoe UI Semibold"/>
+                <w:bCs/>
+                <w:sz w:val="20"/>
+                <w:szCs w:val="20"/>
+              </w:rPr>
+              <w:t>line.</w:t>
             </w:r>
           </w:p>
         </w:tc>
@@ -9243,6 +9419,7 @@
                 <w:sz w:val="20"/>
                 <w:szCs w:val="20"/>
               </w:rPr>
+              <w:lastRenderedPageBreak/>
               <w:t>Total Sales</w:t>
             </w:r>
           </w:p>
@@ -9343,26 +9520,6 @@
     </w:tbl>
     <w:p>
       <w:pPr>
-        <w:spacing w:before="40" w:after="80" w:line="240" w:lineRule="auto"/>
-        <w:rPr>
-          <w:rFonts w:cs="Segoe UI"/>
-          <w:sz w:val="20"/>
-          <w:szCs w:val="20"/>
-        </w:rPr>
-      </w:pPr>
-    </w:p>
-    <w:p>
-      <w:pPr>
-        <w:spacing w:before="40" w:after="80" w:line="240" w:lineRule="auto"/>
-        <w:rPr>
-          <w:rFonts w:cs="Segoe UI"/>
-          <w:sz w:val="20"/>
-          <w:szCs w:val="20"/>
-        </w:rPr>
-      </w:pPr>
-    </w:p>
-    <w:p>
-      <w:pPr>
         <w:spacing w:before="40" w:after="120" w:line="240" w:lineRule="auto"/>
         <w:rPr>
           <w:rFonts w:cs="Segoe UI"/>
@@ -9371,8 +9528,8 @@
       </w:pPr>
     </w:p>
     <w:sectPr>
-      <w:headerReference w:type="default" r:id="rId7"/>
-      <w:footerReference w:type="default" r:id="rId8"/>
+      <w:headerReference w:type="default" r:id="rId8"/>
+      <w:footerReference w:type="default" r:id="rId9"/>
       <w:pgSz w:w="11906" w:h="16838"/>
       <w:pgMar w:top="1080" w:right="1080" w:bottom="1080" w:left="1080" w:header="708" w:footer="708" w:gutter="0"/>
       <w:cols w:space="708"/>
@@ -11334,4 +11491,16 @@
     </a:ext>
   </a:extLst>
 </a:theme>
+</file>
+
+<file path=customXml/item1.xml><?xml version="1.0" encoding="utf-8"?>
+<b:Sources xmlns:b="http://schemas.openxmlformats.org/officeDocument/2006/bibliography" xmlns="http://schemas.openxmlformats.org/officeDocument/2006/bibliography" SelectedStyle="\APASixthEditionOfficeOnline.xsl" StyleName="APA" Version="6"/>
+</file>
+
+<file path=customXml/itemProps1.xml><?xml version="1.0" encoding="utf-8"?>
+<ds:datastoreItem xmlns:ds="http://schemas.openxmlformats.org/officeDocument/2006/customXml" ds:itemID="{ABB228B2-2850-458B-B9E4-2063DCB0ED4A}">
+  <ds:schemaRefs>
+    <ds:schemaRef ds:uri="http://schemas.openxmlformats.org/officeDocument/2006/bibliography"/>
+  </ds:schemaRefs>
+</ds:datastoreItem>
 </file>